--- a/klagomål/A 61390-2024 FSC-klagomål.docx
+++ b/klagomål/A 61390-2024 FSC-klagomål.docx
@@ -651,7 +651,7 @@
     <w:r>
       <w:tab/>
       <w:tab/>
-      <w:t>2024-12-31</w:t>
+      <w:t>2025-01-01</w:t>
       <w:br/>
       <w:br/>
     </w:r>

--- a/klagomål/A 61390-2024 FSC-klagomål.docx
+++ b/klagomål/A 61390-2024 FSC-klagomål.docx
@@ -651,7 +651,7 @@
     <w:r>
       <w:tab/>
       <w:tab/>
-      <w:t>2025-01-01</w:t>
+      <w:t>2025-01-02</w:t>
       <w:br/>
       <w:br/>
     </w:r>

--- a/klagomål/A 61390-2024 FSC-klagomål.docx
+++ b/klagomål/A 61390-2024 FSC-klagomål.docx
@@ -651,7 +651,7 @@
     <w:r>
       <w:tab/>
       <w:tab/>
-      <w:t>2025-01-02</w:t>
+      <w:t>2025-01-03</w:t>
       <w:br/>
       <w:br/>
     </w:r>

--- a/klagomål/A 61390-2024 FSC-klagomål.docx
+++ b/klagomål/A 61390-2024 FSC-klagomål.docx
@@ -651,7 +651,7 @@
     <w:r>
       <w:tab/>
       <w:tab/>
-      <w:t>2025-01-03</w:t>
+      <w:t>2025-01-04</w:t>
       <w:br/>
       <w:br/>
     </w:r>

--- a/klagomål/A 61390-2024 FSC-klagomål.docx
+++ b/klagomål/A 61390-2024 FSC-klagomål.docx
@@ -651,7 +651,7 @@
     <w:r>
       <w:tab/>
       <w:tab/>
-      <w:t>2025-01-04</w:t>
+      <w:t>2025-01-05</w:t>
       <w:br/>
       <w:br/>
     </w:r>

--- a/klagomål/A 61390-2024 FSC-klagomål.docx
+++ b/klagomål/A 61390-2024 FSC-klagomål.docx
@@ -651,7 +651,7 @@
     <w:r>
       <w:tab/>
       <w:tab/>
-      <w:t>2025-01-05</w:t>
+      <w:t>2025-01-06</w:t>
       <w:br/>
       <w:br/>
     </w:r>

--- a/klagomål/A 61390-2024 FSC-klagomål.docx
+++ b/klagomål/A 61390-2024 FSC-klagomål.docx
@@ -651,7 +651,7 @@
     <w:r>
       <w:tab/>
       <w:tab/>
-      <w:t>2025-01-06</w:t>
+      <w:t>2025-01-07</w:t>
       <w:br/>
       <w:br/>
     </w:r>

--- a/klagomål/A 61390-2024 FSC-klagomål.docx
+++ b/klagomål/A 61390-2024 FSC-klagomål.docx
@@ -651,7 +651,7 @@
     <w:r>
       <w:tab/>
       <w:tab/>
-      <w:t>2025-01-07</w:t>
+      <w:t>2025-01-08</w:t>
       <w:br/>
       <w:br/>
     </w:r>

--- a/klagomål/A 61390-2024 FSC-klagomål.docx
+++ b/klagomål/A 61390-2024 FSC-klagomål.docx
@@ -651,7 +651,7 @@
     <w:r>
       <w:tab/>
       <w:tab/>
-      <w:t>2025-01-08</w:t>
+      <w:t>2025-01-09</w:t>
       <w:br/>
       <w:br/>
     </w:r>

--- a/klagomål/A 61390-2024 FSC-klagomål.docx
+++ b/klagomål/A 61390-2024 FSC-klagomål.docx
@@ -651,7 +651,7 @@
     <w:r>
       <w:tab/>
       <w:tab/>
-      <w:t>2025-01-09</w:t>
+      <w:t>2025-01-10</w:t>
       <w:br/>
       <w:br/>
     </w:r>

--- a/klagomål/A 61390-2024 FSC-klagomål.docx
+++ b/klagomål/A 61390-2024 FSC-klagomål.docx
@@ -651,7 +651,7 @@
     <w:r>
       <w:tab/>
       <w:tab/>
-      <w:t>2025-01-10</w:t>
+      <w:t>2025-01-11</w:t>
       <w:br/>
       <w:br/>
     </w:r>

--- a/klagomål/A 61390-2024 FSC-klagomål.docx
+++ b/klagomål/A 61390-2024 FSC-klagomål.docx
@@ -651,7 +651,7 @@
     <w:r>
       <w:tab/>
       <w:tab/>
-      <w:t>2025-01-11</w:t>
+      <w:t>2025-01-12</w:t>
       <w:br/>
       <w:br/>
     </w:r>

--- a/klagomål/A 61390-2024 FSC-klagomål.docx
+++ b/klagomål/A 61390-2024 FSC-klagomål.docx
@@ -651,7 +651,7 @@
     <w:r>
       <w:tab/>
       <w:tab/>
-      <w:t>2025-01-12</w:t>
+      <w:t>2025-01-13</w:t>
       <w:br/>
       <w:br/>
     </w:r>

--- a/klagomål/A 61390-2024 FSC-klagomål.docx
+++ b/klagomål/A 61390-2024 FSC-klagomål.docx
@@ -1088,7 +1088,7 @@
     <w:r>
       <w:tab/>
       <w:tab/>
-      <w:t>2025-01-30</w:t>
+      <w:t>2025-01-31</w:t>
       <w:br/>
       <w:br/>
     </w:r>

--- a/klagomål/A 61390-2024 FSC-klagomål.docx
+++ b/klagomål/A 61390-2024 FSC-klagomål.docx
@@ -1088,7 +1088,7 @@
     <w:r>
       <w:tab/>
       <w:tab/>
-      <w:t>2025-01-31</w:t>
+      <w:t>2025-02-02</w:t>
       <w:br/>
       <w:br/>
     </w:r>

--- a/klagomål/A 61390-2024 FSC-klagomål.docx
+++ b/klagomål/A 61390-2024 FSC-klagomål.docx
@@ -1088,7 +1088,7 @@
     <w:r>
       <w:tab/>
       <w:tab/>
-      <w:t>2025-02-02</w:t>
+      <w:t>2025-02-03</w:t>
       <w:br/>
       <w:br/>
     </w:r>

--- a/klagomål/A 61390-2024 FSC-klagomål.docx
+++ b/klagomål/A 61390-2024 FSC-klagomål.docx
@@ -1088,7 +1088,7 @@
     <w:r>
       <w:tab/>
       <w:tab/>
-      <w:t>2025-02-03</w:t>
+      <w:t>2025-02-04</w:t>
       <w:br/>
       <w:br/>
     </w:r>

--- a/klagomål/A 61390-2024 FSC-klagomål.docx
+++ b/klagomål/A 61390-2024 FSC-klagomål.docx
@@ -1088,7 +1088,7 @@
     <w:r>
       <w:tab/>
       <w:tab/>
-      <w:t>2025-02-04</w:t>
+      <w:t>2025-02-05</w:t>
       <w:br/>
       <w:br/>
     </w:r>

--- a/klagomål/A 61390-2024 FSC-klagomål.docx
+++ b/klagomål/A 61390-2024 FSC-klagomål.docx
@@ -1088,7 +1088,7 @@
     <w:r>
       <w:tab/>
       <w:tab/>
-      <w:t>2025-02-05</w:t>
+      <w:t>2025-02-06</w:t>
       <w:br/>
       <w:br/>
     </w:r>

--- a/klagomål/A 61390-2024 FSC-klagomål.docx
+++ b/klagomål/A 61390-2024 FSC-klagomål.docx
@@ -1088,7 +1088,7 @@
     <w:r>
       <w:tab/>
       <w:tab/>
-      <w:t>2025-02-06</w:t>
+      <w:t>2025-02-07</w:t>
       <w:br/>
       <w:br/>
     </w:r>

--- a/klagomål/A 61390-2024 FSC-klagomål.docx
+++ b/klagomål/A 61390-2024 FSC-klagomål.docx
@@ -1088,7 +1088,7 @@
     <w:r>
       <w:tab/>
       <w:tab/>
-      <w:t>2025-02-07</w:t>
+      <w:t>2025-02-08</w:t>
       <w:br/>
       <w:br/>
     </w:r>

--- a/klagomål/A 61390-2024 FSC-klagomål.docx
+++ b/klagomål/A 61390-2024 FSC-klagomål.docx
@@ -1088,7 +1088,7 @@
     <w:r>
       <w:tab/>
       <w:tab/>
-      <w:t>2025-02-08</w:t>
+      <w:t>2025-02-09</w:t>
       <w:br/>
       <w:br/>
     </w:r>

--- a/klagomål/A 61390-2024 FSC-klagomål.docx
+++ b/klagomål/A 61390-2024 FSC-klagomål.docx
@@ -1088,7 +1088,7 @@
     <w:r>
       <w:tab/>
       <w:tab/>
-      <w:t>2025-02-09</w:t>
+      <w:t>2025-02-10</w:t>
       <w:br/>
       <w:br/>
     </w:r>

--- a/klagomål/A 61390-2024 FSC-klagomål.docx
+++ b/klagomål/A 61390-2024 FSC-klagomål.docx
@@ -1088,7 +1088,7 @@
     <w:r>
       <w:tab/>
       <w:tab/>
-      <w:t>2025-02-10</w:t>
+      <w:t>2025-02-11</w:t>
       <w:br/>
       <w:br/>
     </w:r>

--- a/klagomål/A 61390-2024 FSC-klagomål.docx
+++ b/klagomål/A 61390-2024 FSC-klagomål.docx
@@ -1088,7 +1088,7 @@
     <w:r>
       <w:tab/>
       <w:tab/>
-      <w:t>2025-02-11</w:t>
+      <w:t>2025-02-12</w:t>
       <w:br/>
       <w:br/>
     </w:r>

--- a/klagomål/A 61390-2024 FSC-klagomål.docx
+++ b/klagomål/A 61390-2024 FSC-klagomål.docx
@@ -1088,7 +1088,7 @@
     <w:r>
       <w:tab/>
       <w:tab/>
-      <w:t>2025-02-12</w:t>
+      <w:t>2025-02-13</w:t>
       <w:br/>
       <w:br/>
     </w:r>

--- a/klagomål/A 61390-2024 FSC-klagomål.docx
+++ b/klagomål/A 61390-2024 FSC-klagomål.docx
@@ -1088,7 +1088,7 @@
     <w:r>
       <w:tab/>
       <w:tab/>
-      <w:t>2025-02-13</w:t>
+      <w:t>2025-02-14</w:t>
       <w:br/>
       <w:br/>
     </w:r>

--- a/klagomål/A 61390-2024 FSC-klagomål.docx
+++ b/klagomål/A 61390-2024 FSC-klagomål.docx
@@ -1088,7 +1088,7 @@
     <w:r>
       <w:tab/>
       <w:tab/>
-      <w:t>2025-02-14</w:t>
+      <w:t>2025-02-15</w:t>
       <w:br/>
       <w:br/>
     </w:r>

--- a/klagomål/A 61390-2024 FSC-klagomål.docx
+++ b/klagomål/A 61390-2024 FSC-klagomål.docx
@@ -1088,7 +1088,7 @@
     <w:r>
       <w:tab/>
       <w:tab/>
-      <w:t>2025-02-15</w:t>
+      <w:t>2025-02-16</w:t>
       <w:br/>
       <w:br/>
     </w:r>

--- a/klagomål/A 61390-2024 FSC-klagomål.docx
+++ b/klagomål/A 61390-2024 FSC-klagomål.docx
@@ -1088,7 +1088,7 @@
     <w:r>
       <w:tab/>
       <w:tab/>
-      <w:t>2025-02-16</w:t>
+      <w:t>2025-02-17</w:t>
       <w:br/>
       <w:br/>
     </w:r>

--- a/klagomål/A 61390-2024 FSC-klagomål.docx
+++ b/klagomål/A 61390-2024 FSC-klagomål.docx
@@ -1088,7 +1088,7 @@
     <w:r>
       <w:tab/>
       <w:tab/>
-      <w:t>2025-02-17</w:t>
+      <w:t>2025-02-18</w:t>
       <w:br/>
       <w:br/>
     </w:r>

--- a/klagomål/A 61390-2024 FSC-klagomål.docx
+++ b/klagomål/A 61390-2024 FSC-klagomål.docx
@@ -1088,7 +1088,7 @@
     <w:r>
       <w:tab/>
       <w:tab/>
-      <w:t>2025-02-18</w:t>
+      <w:t>2025-02-19</w:t>
       <w:br/>
       <w:br/>
     </w:r>

--- a/klagomål/A 61390-2024 FSC-klagomål.docx
+++ b/klagomål/A 61390-2024 FSC-klagomål.docx
@@ -1088,7 +1088,7 @@
     <w:r>
       <w:tab/>
       <w:tab/>
-      <w:t>2025-02-19</w:t>
+      <w:t>2025-02-20</w:t>
       <w:br/>
       <w:br/>
     </w:r>

--- a/klagomål/A 61390-2024 FSC-klagomål.docx
+++ b/klagomål/A 61390-2024 FSC-klagomål.docx
@@ -1088,7 +1088,7 @@
     <w:r>
       <w:tab/>
       <w:tab/>
-      <w:t>2025-02-20</w:t>
+      <w:t>2025-02-21</w:t>
       <w:br/>
       <w:br/>
     </w:r>

--- a/klagomål/A 61390-2024 FSC-klagomål.docx
+++ b/klagomål/A 61390-2024 FSC-klagomål.docx
@@ -1088,7 +1088,7 @@
     <w:r>
       <w:tab/>
       <w:tab/>
-      <w:t>2025-02-21</w:t>
+      <w:t>2025-02-22</w:t>
       <w:br/>
       <w:br/>
     </w:r>

--- a/klagomål/A 61390-2024 FSC-klagomål.docx
+++ b/klagomål/A 61390-2024 FSC-klagomål.docx
@@ -1088,7 +1088,7 @@
     <w:r>
       <w:tab/>
       <w:tab/>
-      <w:t>2025-02-22</w:t>
+      <w:t>2025-02-23</w:t>
       <w:br/>
       <w:br/>
     </w:r>

--- a/klagomål/A 61390-2024 FSC-klagomål.docx
+++ b/klagomål/A 61390-2024 FSC-klagomål.docx
@@ -1088,7 +1088,7 @@
     <w:r>
       <w:tab/>
       <w:tab/>
-      <w:t>2025-02-23</w:t>
+      <w:t>2025-02-24</w:t>
       <w:br/>
       <w:br/>
     </w:r>

--- a/klagomål/A 61390-2024 FSC-klagomål.docx
+++ b/klagomål/A 61390-2024 FSC-klagomål.docx
@@ -1088,7 +1088,7 @@
     <w:r>
       <w:tab/>
       <w:tab/>
-      <w:t>2025-02-24</w:t>
+      <w:t>2025-02-25</w:t>
       <w:br/>
       <w:br/>
     </w:r>

--- a/klagomål/A 61390-2024 FSC-klagomål.docx
+++ b/klagomål/A 61390-2024 FSC-klagomål.docx
@@ -1088,7 +1088,7 @@
     <w:r>
       <w:tab/>
       <w:tab/>
-      <w:t>2025-02-25</w:t>
+      <w:t>2025-02-26</w:t>
       <w:br/>
       <w:br/>
     </w:r>

--- a/klagomål/A 61390-2024 FSC-klagomål.docx
+++ b/klagomål/A 61390-2024 FSC-klagomål.docx
@@ -1088,7 +1088,7 @@
     <w:r>
       <w:tab/>
       <w:tab/>
-      <w:t>2025-02-26</w:t>
+      <w:t>2025-02-27</w:t>
       <w:br/>
       <w:br/>
     </w:r>

--- a/klagomål/A 61390-2024 FSC-klagomål.docx
+++ b/klagomål/A 61390-2024 FSC-klagomål.docx
@@ -1088,7 +1088,7 @@
     <w:r>
       <w:tab/>
       <w:tab/>
-      <w:t>2025-02-27</w:t>
+      <w:t>2025-02-28</w:t>
       <w:br/>
       <w:br/>
     </w:r>

--- a/klagomål/A 61390-2024 FSC-klagomål.docx
+++ b/klagomål/A 61390-2024 FSC-klagomål.docx
@@ -1088,7 +1088,7 @@
     <w:r>
       <w:tab/>
       <w:tab/>
-      <w:t>2025-02-28</w:t>
+      <w:t>2025-03-01</w:t>
       <w:br/>
       <w:br/>
     </w:r>

--- a/klagomål/A 61390-2024 FSC-klagomål.docx
+++ b/klagomål/A 61390-2024 FSC-klagomål.docx
@@ -1088,7 +1088,7 @@
     <w:r>
       <w:tab/>
       <w:tab/>
-      <w:t>2025-03-02</w:t>
+      <w:t>2025-03-03</w:t>
       <w:br/>
       <w:br/>
     </w:r>

--- a/klagomål/A 61390-2024 FSC-klagomål.docx
+++ b/klagomål/A 61390-2024 FSC-klagomål.docx
@@ -1088,7 +1088,7 @@
     <w:r>
       <w:tab/>
       <w:tab/>
-      <w:t>2025-03-03</w:t>
+      <w:t>2025-03-04</w:t>
       <w:br/>
       <w:br/>
     </w:r>

--- a/klagomål/A 61390-2024 FSC-klagomål.docx
+++ b/klagomål/A 61390-2024 FSC-klagomål.docx
@@ -1088,7 +1088,7 @@
     <w:r>
       <w:tab/>
       <w:tab/>
-      <w:t>2025-03-04</w:t>
+      <w:t>2025-03-05</w:t>
       <w:br/>
       <w:br/>
     </w:r>

--- a/klagomål/A 61390-2024 FSC-klagomål.docx
+++ b/klagomål/A 61390-2024 FSC-klagomål.docx
@@ -1088,7 +1088,7 @@
     <w:r>
       <w:tab/>
       <w:tab/>
-      <w:t>2025-03-05</w:t>
+      <w:t>2025-03-06</w:t>
       <w:br/>
       <w:br/>
     </w:r>

--- a/klagomål/A 61390-2024 FSC-klagomål.docx
+++ b/klagomål/A 61390-2024 FSC-klagomål.docx
@@ -1088,7 +1088,7 @@
     <w:r>
       <w:tab/>
       <w:tab/>
-      <w:t>2025-03-06</w:t>
+      <w:t>2025-03-07</w:t>
       <w:br/>
       <w:br/>
     </w:r>

--- a/klagomål/A 61390-2024 FSC-klagomål.docx
+++ b/klagomål/A 61390-2024 FSC-klagomål.docx
@@ -1088,7 +1088,7 @@
     <w:r>
       <w:tab/>
       <w:tab/>
-      <w:t>2025-03-07</w:t>
+      <w:t>2025-03-08</w:t>
       <w:br/>
       <w:br/>
     </w:r>

--- a/klagomål/A 61390-2024 FSC-klagomål.docx
+++ b/klagomål/A 61390-2024 FSC-klagomål.docx
@@ -1088,7 +1088,7 @@
     <w:r>
       <w:tab/>
       <w:tab/>
-      <w:t>2025-03-08</w:t>
+      <w:t>2025-03-09</w:t>
       <w:br/>
       <w:br/>
     </w:r>

--- a/klagomål/A 61390-2024 FSC-klagomål.docx
+++ b/klagomål/A 61390-2024 FSC-klagomål.docx
@@ -1088,7 +1088,7 @@
     <w:r>
       <w:tab/>
       <w:tab/>
-      <w:t>2025-03-09</w:t>
+      <w:t>2025-03-10</w:t>
       <w:br/>
       <w:br/>
     </w:r>

--- a/klagomål/A 61390-2024 FSC-klagomål.docx
+++ b/klagomål/A 61390-2024 FSC-klagomål.docx
@@ -1088,7 +1088,7 @@
     <w:r>
       <w:tab/>
       <w:tab/>
-      <w:t>2025-03-10</w:t>
+      <w:t>2025-03-11</w:t>
       <w:br/>
       <w:br/>
     </w:r>

--- a/klagomål/A 61390-2024 FSC-klagomål.docx
+++ b/klagomål/A 61390-2024 FSC-klagomål.docx
@@ -1088,7 +1088,7 @@
     <w:r>
       <w:tab/>
       <w:tab/>
-      <w:t>2025-03-11</w:t>
+      <w:t>2025-03-12</w:t>
       <w:br/>
       <w:br/>
     </w:r>

--- a/klagomål/A 61390-2024 FSC-klagomål.docx
+++ b/klagomål/A 61390-2024 FSC-klagomål.docx
@@ -1088,7 +1088,7 @@
     <w:r>
       <w:tab/>
       <w:tab/>
-      <w:t>2025-03-12</w:t>
+      <w:t>2025-03-13</w:t>
       <w:br/>
       <w:br/>
     </w:r>

--- a/klagomål/A 61390-2024 FSC-klagomål.docx
+++ b/klagomål/A 61390-2024 FSC-klagomål.docx
@@ -1088,7 +1088,7 @@
     <w:r>
       <w:tab/>
       <w:tab/>
-      <w:t>2025-03-13</w:t>
+      <w:t>2025-03-14</w:t>
       <w:br/>
       <w:br/>
     </w:r>

--- a/klagomål/A 61390-2024 FSC-klagomål.docx
+++ b/klagomål/A 61390-2024 FSC-klagomål.docx
@@ -1088,7 +1088,7 @@
     <w:r>
       <w:tab/>
       <w:tab/>
-      <w:t>2025-03-14</w:t>
+      <w:t>2025-03-15</w:t>
       <w:br/>
       <w:br/>
     </w:r>

--- a/klagomål/A 61390-2024 FSC-klagomål.docx
+++ b/klagomål/A 61390-2024 FSC-klagomål.docx
@@ -1088,7 +1088,7 @@
     <w:r>
       <w:tab/>
       <w:tab/>
-      <w:t>2025-03-15</w:t>
+      <w:t>2025-03-16</w:t>
       <w:br/>
       <w:br/>
     </w:r>

--- a/klagomål/A 61390-2024 FSC-klagomål.docx
+++ b/klagomål/A 61390-2024 FSC-klagomål.docx
@@ -1088,7 +1088,7 @@
     <w:r>
       <w:tab/>
       <w:tab/>
-      <w:t>2025-03-16</w:t>
+      <w:t>2025-03-17</w:t>
       <w:br/>
       <w:br/>
     </w:r>

--- a/klagomål/A 61390-2024 FSC-klagomål.docx
+++ b/klagomål/A 61390-2024 FSC-klagomål.docx
@@ -1088,7 +1088,7 @@
     <w:r>
       <w:tab/>
       <w:tab/>
-      <w:t>2025-03-17</w:t>
+      <w:t>2025-03-18</w:t>
       <w:br/>
       <w:br/>
     </w:r>

--- a/klagomål/A 61390-2024 FSC-klagomål.docx
+++ b/klagomål/A 61390-2024 FSC-klagomål.docx
@@ -1088,7 +1088,7 @@
     <w:r>
       <w:tab/>
       <w:tab/>
-      <w:t>2025-03-18</w:t>
+      <w:t>2025-03-19</w:t>
       <w:br/>
       <w:br/>
     </w:r>

--- a/klagomål/A 61390-2024 FSC-klagomål.docx
+++ b/klagomål/A 61390-2024 FSC-klagomål.docx
@@ -1088,7 +1088,7 @@
     <w:r>
       <w:tab/>
       <w:tab/>
-      <w:t>2025-03-19</w:t>
+      <w:t>2025-03-20</w:t>
       <w:br/>
       <w:br/>
     </w:r>

--- a/klagomål/A 61390-2024 FSC-klagomål.docx
+++ b/klagomål/A 61390-2024 FSC-klagomål.docx
@@ -1088,7 +1088,7 @@
     <w:r>
       <w:tab/>
       <w:tab/>
-      <w:t>2025-03-20</w:t>
+      <w:t>2025-03-21</w:t>
       <w:br/>
       <w:br/>
     </w:r>

--- a/klagomål/A 61390-2024 FSC-klagomål.docx
+++ b/klagomål/A 61390-2024 FSC-klagomål.docx
@@ -1088,7 +1088,7 @@
     <w:r>
       <w:tab/>
       <w:tab/>
-      <w:t>2025-03-21</w:t>
+      <w:t>2025-03-22</w:t>
       <w:br/>
       <w:br/>
     </w:r>

--- a/klagomål/A 61390-2024 FSC-klagomål.docx
+++ b/klagomål/A 61390-2024 FSC-klagomål.docx
@@ -1088,7 +1088,7 @@
     <w:r>
       <w:tab/>
       <w:tab/>
-      <w:t>2025-03-22</w:t>
+      <w:t>2025-03-23</w:t>
       <w:br/>
       <w:br/>
     </w:r>

--- a/klagomål/A 61390-2024 FSC-klagomål.docx
+++ b/klagomål/A 61390-2024 FSC-klagomål.docx
@@ -1088,7 +1088,7 @@
     <w:r>
       <w:tab/>
       <w:tab/>
-      <w:t>2025-03-23</w:t>
+      <w:t>2025-03-24</w:t>
       <w:br/>
       <w:br/>
     </w:r>

--- a/klagomål/A 61390-2024 FSC-klagomål.docx
+++ b/klagomål/A 61390-2024 FSC-klagomål.docx
@@ -1088,7 +1088,7 @@
     <w:r>
       <w:tab/>
       <w:tab/>
-      <w:t>2025-03-24</w:t>
+      <w:t>2025-03-25</w:t>
       <w:br/>
       <w:br/>
     </w:r>

--- a/klagomål/A 61390-2024 FSC-klagomål.docx
+++ b/klagomål/A 61390-2024 FSC-klagomål.docx
@@ -1088,7 +1088,7 @@
     <w:r>
       <w:tab/>
       <w:tab/>
-      <w:t>2025-03-25</w:t>
+      <w:t>2025-03-26</w:t>
       <w:br/>
       <w:br/>
     </w:r>

--- a/klagomål/A 61390-2024 FSC-klagomål.docx
+++ b/klagomål/A 61390-2024 FSC-klagomål.docx
@@ -1088,7 +1088,7 @@
     <w:r>
       <w:tab/>
       <w:tab/>
-      <w:t>2025-03-26</w:t>
+      <w:t>2025-03-27</w:t>
       <w:br/>
       <w:br/>
     </w:r>

--- a/klagomål/A 61390-2024 FSC-klagomål.docx
+++ b/klagomål/A 61390-2024 FSC-klagomål.docx
@@ -1088,7 +1088,7 @@
     <w:r>
       <w:tab/>
       <w:tab/>
-      <w:t>2025-03-27</w:t>
+      <w:t>2025-03-28</w:t>
       <w:br/>
       <w:br/>
     </w:r>

--- a/klagomål/A 61390-2024 FSC-klagomål.docx
+++ b/klagomål/A 61390-2024 FSC-klagomål.docx
@@ -1088,7 +1088,7 @@
     <w:r>
       <w:tab/>
       <w:tab/>
-      <w:t>2025-04-02</w:t>
+      <w:t>2025-04-03</w:t>
       <w:br/>
       <w:br/>
     </w:r>

--- a/klagomål/A 61390-2024 FSC-klagomål.docx
+++ b/klagomål/A 61390-2024 FSC-klagomål.docx
@@ -1088,7 +1088,7 @@
     <w:r>
       <w:tab/>
       <w:tab/>
-      <w:t>2025-04-03</w:t>
+      <w:t>2025-04-05</w:t>
       <w:br/>
       <w:br/>
     </w:r>

--- a/klagomål/A 61390-2024 FSC-klagomål.docx
+++ b/klagomål/A 61390-2024 FSC-klagomål.docx
@@ -1088,7 +1088,7 @@
     <w:r>
       <w:tab/>
       <w:tab/>
-      <w:t>2025-04-05</w:t>
+      <w:t>2025-04-06</w:t>
       <w:br/>
       <w:br/>
     </w:r>

--- a/klagomål/A 61390-2024 FSC-klagomål.docx
+++ b/klagomål/A 61390-2024 FSC-klagomål.docx
@@ -1088,7 +1088,7 @@
     <w:r>
       <w:tab/>
       <w:tab/>
-      <w:t>2025-04-06</w:t>
+      <w:t>2025-04-07</w:t>
       <w:br/>
       <w:br/>
     </w:r>

--- a/klagomål/A 61390-2024 FSC-klagomål.docx
+++ b/klagomål/A 61390-2024 FSC-klagomål.docx
@@ -1088,7 +1088,7 @@
     <w:r>
       <w:tab/>
       <w:tab/>
-      <w:t>2025-04-07</w:t>
+      <w:t>2025-04-08</w:t>
       <w:br/>
       <w:br/>
     </w:r>

--- a/klagomål/A 61390-2024 FSC-klagomål.docx
+++ b/klagomål/A 61390-2024 FSC-klagomål.docx
@@ -1088,7 +1088,7 @@
     <w:r>
       <w:tab/>
       <w:tab/>
-      <w:t>2025-04-08</w:t>
+      <w:t>2025-04-09</w:t>
       <w:br/>
       <w:br/>
     </w:r>

--- a/klagomål/A 61390-2024 FSC-klagomål.docx
+++ b/klagomål/A 61390-2024 FSC-klagomål.docx
@@ -251,6 +251,39 @@
         <w:rPr>
           <w:b/>
         </w:rPr>
+        <w:t>Garnlav (NT)</w:t>
+      </w:r>
+      <w:r>
+        <w:t xml:space="preserve"> är en utpräglad barrskogsart som ibland kan drapera träden i norrländska grannaturskogar med hög luftfuktighet. Den förekommer även i talldominerade bestånd där den, förutom i trädens grenverk, påträffas hängande över ojämnheter i tallbarken. Arten har minskat starkt i södra och mellersta Sverige och den minskar även i sitt nordliga utbredningsområde. Orsaken till tillbakagången beror främst på slutavverkningar av naturskogsartade skogar. Bestånd med riklig förekomst bör regelmässigt sparas. Garnlav är värdväxt för den mycket sällsynta och akut hotade fjärilen barrskogslavfly (CR) som hör hemma i boreala barrskogar med riklig förekomst av värdväxten. Tidigare kunde arten konstateras årligen på flera platser vid Dala-Floda i Dalarna innan lokalerna kalavverkades. Senaste fyndet i landet av barrskogslavfly är från år 2000 då den påträffades vid Högberget i Sollefteå kommun (SLU Artdatabanken, 2024).</w:t>
+      </w:r>
+    </w:p>
+    <w:p>
+      <w:r>
+        <w:rPr>
+          <w:b/>
+        </w:rPr>
+        <w:t>Kolflarnlav (NT)</w:t>
+      </w:r>
+      <w:r>
+        <w:t xml:space="preserve"> är brandberoende och växer nästan uteslutande på kolad hård kärnved av tall. Etableringen verkar ske först 100–300 år efter brand och nytt substrat nybildas i mycket begränsad omfattning. Avverkning av tallskog av naturskogskaraktär med spår av återkommande bränder är ett hot och mängden lämplig ved att växa på för arten minskar dels på grund av naturlig nedbrytning men framförallt på grund av att det förstörs i samband med slutavverkningar, gallringar och markberedning. Såväl kolflarnlav som mörk kolflarnlav har glänsande bålfjäll och förekommer främst i tall- och blandbarrskogar av naturskogskaraktär med spår av återkommande bränder. Skogar som dessa hyser höga biologiska värden och bör skyddas (SLU Artdatabanken, 2024).</w:t>
+      </w:r>
+    </w:p>
+    <w:p>
+      <w:r>
+        <w:rPr>
+          <w:b/>
+        </w:rPr>
+        <w:t>Mörk kolflarnlav (NT)</w:t>
+      </w:r>
+      <w:r>
+        <w:t xml:space="preserve"> är brandberoende och växer nästan uteslutande på kolad hård kärnved av tall. Arten förekommer främst i glesa, öppna tall- och blandbarrskogar av naturskogskaraktär och etableringen verkar ske sent efter brand, kanske först efter 100–300 år. Mörk kolflarnlav indikerar skog med höga naturvärden och vanligast är att den påträffas på rester av nedbrunna torrakor och högstubbar och lågstubbar som är så grova att hela innandömet är urbränt. Tall- och blandbarrskogar av naturskogskaraktär med spår av återkommande bränder hyser höga biologiska värden och bör skyddas (SLU Artdatabanken, 2024).</w:t>
+      </w:r>
+    </w:p>
+    <w:p>
+      <w:r>
+        <w:rPr>
+          <w:b/>
+        </w:rPr>
         <w:t>Skrovellav (NT)</w:t>
       </w:r>
       <w:r>
@@ -264,6 +297,61 @@
       </w:r>
       <w:r>
         <w:t xml:space="preserve"> (EN) (SLU Artdatabanken, 2024; Nitare &amp; Skogsstyrelsen, 2019).</w:t>
+      </w:r>
+    </w:p>
+    <w:p>
+      <w:r>
+        <w:rPr>
+          <w:b/>
+        </w:rPr>
+        <w:t xml:space="preserve">Tallticka (NT) </w:t>
+      </w:r>
+      <w:r>
+        <w:t>uppträder först på tallar som är 100–150 år gamla men är vanligast på träd som är runt 150–200 år eller äldre. I skogslandskapet är den främst knuten till tallnaturskogar och restbiotoper med biologiskt gamla träd och signalerar vanligtvis skyddsvärda tallbestånd med höga naturvärden (SLU Artdatabanken, 2023; Nitare &amp; Skogsstyrelsen, 2019).</w:t>
+      </w:r>
+    </w:p>
+    <w:p>
+      <w:r>
+        <w:rPr>
+          <w:b/>
+        </w:rPr>
+        <w:t>Vedflamlav (NT)</w:t>
+      </w:r>
+      <w:r>
+        <w:t xml:space="preserve"> växer på gammal hård och torr, exponerad kärnved av tall, främst på högstubbar i ljusöppna lägen, t.ex. vid och på myrar, sjökanter, i glesa hällmarkskogar och i brandpräglade tallnaturskogar. Substratet nyskapas i begränsad omfattning och arten är en utmärkt indikator på höga naturvärden i denna skogstyp. Tall- och barrblandskogar med naturskogskaraktär och spår av bränder har ofta höga biologiska värden och bör skyddas (SLU Artdatabanken, 2024).</w:t>
+      </w:r>
+    </w:p>
+    <w:p>
+      <w:r>
+        <w:rPr>
+          <w:b/>
+        </w:rPr>
+        <w:t>Vedskivlav (NT)</w:t>
+      </w:r>
+      <w:r>
+        <w:t xml:space="preserve"> växer på gammal, torr, exponerad, hård kärnved av framförallt tall i naturskogsartade bestånd. Avverkning av tallskog av naturskogskaraktär med spår av återkommande bränder är ett hot. Mängden lämplig ved att växa på för vedskivlav minskar, dels på grund av naturlig nedbrytning men framförallt på grund av att de förstörs i samband med slutavverkningar, gallringar och markberedning. Tall- och blandbarrskogar av naturskogskaraktär med spår av återkommande bränder bör skyddas (SLU Artdatabanken, 2024).</w:t>
+      </w:r>
+    </w:p>
+    <w:p>
+      <w:r>
+        <w:rPr>
+          <w:b/>
+        </w:rPr>
+        <w:t xml:space="preserve">Vedtrappmossa (NT) </w:t>
+      </w:r>
+      <w:r>
+        <w:t>växer på död ved, främst i gammal granskog. Den förekommer knappast alls i fjällnära barrskogar utan finns i skogslandskapet nedom fjällen och framför allt i landets södra delar är den en mycket bra signalart för barrnaturskog med höga naturvärden. Skogsavverkning och brist på grov död ved i skogen är de allvarligaste hoten och den överlever inte kalhyggesbruk. Lokaler med sluten granskog, tillräckligt stora för att säkerställa ett kontinuerligt tillskott på grova lågor, bör undantas från storskaligt skogsbruk (SLU Artdatabanken, 2024).</w:t>
+      </w:r>
+    </w:p>
+    <w:p>
+      <w:r>
+        <w:rPr>
+          <w:b/>
+        </w:rPr>
+        <w:t>Violettgrå tagellav (NT)</w:t>
+      </w:r>
+      <w:r>
+        <w:t xml:space="preserve"> växer nästan uteslutande i gamla olikåldriga barrnaturskogar med lång skoglig kontinuitet och är en utmärkt signal på skog med höga naturvärden. Slutavverkning av tidigare aldrig slutavverkad skog (kontinuitetsskog) är det största hotet. Biotopen nyskapas i begränsad omfattning och barrskog äldre än 160 år, där den violettgrå tagellaven huvudsakligen påträffas har minskat med 50% de senaste 50 åren. Lågproduktiv skogsmark där laven förekommer bör undantas från skogsbruk och rika förekomster i äldre granskog bör skyddas. Arten är känslig för uttorkning och det är väsentligt att tillräckligt stora bestånd avsätts (SLU Artdatabanken, 2024; Nitare &amp; Skogsstyrelsen, 2019).</w:t>
       </w:r>
     </w:p>
     <w:p>
@@ -687,7 +775,7 @@
     </w:p>
     <w:p>
       <w:r>
-        <w:t xml:space="preserve">Talltita är rödlistad som NT, fridlyst och prioriterad art i Skogsvårdslagen. Den omfattas av EU:s fågeldirektiv. Arten har minskat kraftigt de senaste 30 åren och minskningstakten innevarande 10-årsperiod beräknas till 20 (10–30) % (SLU Artdatabanken, 2022). </w:t>
+        <w:t>Talltita är rödlistad som NT, fridlyst och prioriterad art i Skogsvårdslagen. Den omfattas av EU:s fågeldirektiv. Arten har minskat kraftigt de senaste 30 åren och minskningstakten innevarande 10-årsperiod beräknas till 20 (10–30) % (SLU Artdatabanken, 2022).</w:t>
       </w:r>
     </w:p>
     <w:p>
@@ -724,7 +812,7 @@
         <w:t xml:space="preserve">Differential demographic responses of sympatric Parids to vegetation management in boreal forest. </w:t>
       </w:r>
       <w:r>
-        <w:t xml:space="preserve">For. Ecol. Manage. 319, 169–175. </w:t>
+        <w:t>For. Ecol. Manage. 319, 169–175.</w:t>
       </w:r>
     </w:p>
     <w:p>
@@ -738,7 +826,7 @@
         <w:t xml:space="preserve">Coherence, composition and territories of winter social groups of the Willow Tit Parus montanus and the Crested Tit P. cristatus. </w:t>
       </w:r>
       <w:r>
-        <w:t xml:space="preserve">Ornis Scandinavica, 10, pp 56–68 </w:t>
+        <w:t>Ornis Scandinavica, 10, pp 56–68</w:t>
       </w:r>
     </w:p>
     <w:p>
@@ -752,7 +840,7 @@
         <w:t xml:space="preserve">Impact of forestry practices on fitness correlates and population productivity in an open-nesting bird species. </w:t>
       </w:r>
       <w:r>
-        <w:t xml:space="preserve">Conserv. Biol. 21, 767–774. https://doi.org/10.1111/j.1523- 1739.2007.00675.x </w:t>
+        <w:t>Conserv. Biol. 21, 767–774. https://doi.org/10.1111/j.1523- 1739.2007.00675.x</w:t>
       </w:r>
     </w:p>
     <w:p>
@@ -832,7 +920,7 @@
     </w:p>
     <w:p>
       <w:r>
-        <w:t xml:space="preserve">Permanenta revir av tretåig hackspett karaktäriseras ofta av artens typiska ringformigt ordnade hackmärken på framför allt gamla granar. För att säkerställa att inte revir av tretåig hackspett drabbas av avverkningsplanerna bör en inventering göras i området både under häckningstid och under vintern, då arten utnyttjar betydligt större områden än under sommarens häckningsrevir. Storleken på häckningsreviret varierar med skogstypen, förekomsten av död ved och graden av fragmentering, men är i allmänhet i storleksordningen 25–100 hektar. </w:t>
+        <w:t>Permanenta revir av tretåig hackspett karaktäriseras ofta av artens typiska ringformigt ordnade hackmärken på framför allt gamla granar. För att säkerställa att inte revir av tretåig hackspett drabbas av avverkningsplanerna bör en inventering göras i området både under häckningstid och under vintern, då arten utnyttjar betydligt större områden än under sommarens häckningsrevir. Storleken på häckningsreviret varierar med skogstypen, förekomsten av död ved och graden av fragmentering, men är i allmänhet i storleksordningen 25–100 hektar.</w:t>
       </w:r>
     </w:p>
     <w:p>
@@ -1088,7 +1176,7 @@
     <w:r>
       <w:tab/>
       <w:tab/>
-      <w:t>2025-04-09</w:t>
+      <w:t>2025-04-10</w:t>
       <w:br/>
       <w:br/>
     </w:r>

--- a/klagomål/A 61390-2024 FSC-klagomål.docx
+++ b/klagomål/A 61390-2024 FSC-klagomål.docx
@@ -1176,7 +1176,7 @@
     <w:r>
       <w:tab/>
       <w:tab/>
-      <w:t>2025-04-10</w:t>
+      <w:t>2025-04-11</w:t>
       <w:br/>
       <w:br/>
     </w:r>

--- a/klagomål/A 61390-2024 FSC-klagomål.docx
+++ b/klagomål/A 61390-2024 FSC-klagomål.docx
@@ -1176,7 +1176,7 @@
     <w:r>
       <w:tab/>
       <w:tab/>
-      <w:t>2025-04-11</w:t>
+      <w:t>2025-04-12</w:t>
       <w:br/>
       <w:br/>
     </w:r>

--- a/klagomål/A 61390-2024 FSC-klagomål.docx
+++ b/klagomål/A 61390-2024 FSC-klagomål.docx
@@ -1176,7 +1176,7 @@
     <w:r>
       <w:tab/>
       <w:tab/>
-      <w:t>2025-04-12</w:t>
+      <w:t>2025-04-13</w:t>
       <w:br/>
       <w:br/>
     </w:r>

--- a/klagomål/A 61390-2024 FSC-klagomål.docx
+++ b/klagomål/A 61390-2024 FSC-klagomål.docx
@@ -411,7 +411,7 @@
         <w:t>Tretåig hackspett (NT, §4)</w:t>
       </w:r>
       <w:r>
-        <w:t xml:space="preserve"> är rödlistad som nära hotad och ingår i bilaga 1 i EU:s fågeldirektiv. Tretåig hackspett är för sin överlevnad beroende av kontinuerlig tillförsel av äldre döende och död ved, som sker genom naturliga självgallringsprocesser i äldre grannaturskogar och barrblandade naturskogar. Om en skog genom skogsbruk gallras eller glesas ur så upphör och uteblir i stort sett den naturliga självgallringsprocessen för mycket lång tid framöver vilket omöjliggör upprätthållandet av den kontinuerliga ekologiska funktionen i ett område. Det finns studier som visar att naturskogens självgallringsprocess som den tretåiga hackspetten är beroende av, inte kan ersättas med efterlämnad hänsyn i skogsbruket (Imbeau &amp; Desrochers, 2002). Storleken på häckningsreviret varierar med skogstypen, förekomsten av död ved och graden av fragmentering, men är i allmänhet i storleksordningen 25–100 hektar. Vintertid krävs ofta betydligt större områden och det finns studier som antyder att arten behöver minst 100 hektar äldre skog. I områden med låg bonitet kan det behövas över 200 hektar lämpligt habitat för att ett par ska kunna reproducera sig (Skogsstyrelsen, 2016).</w:t>
+        <w:t xml:space="preserve"> är rödlistad som nära hotad och ingår i bilaga 1 i EU:s fågeldirektiv. Tretåig hackspett är för sin överlevnad beroende av kontinuerlig tillförsel av äldre döende och död ved, som sker genom naturliga självgallringsprocesser i äldre grannaturskogar och barrblandade naturskogar. Om en skog genom skogsbruk gallras eller glesas ur så upphör och uteblir i stort sett den naturliga självgallringsprocessen för mycket lång tid framöver vilket omöjliggör upprätthållandet av den kontinuerliga ekologiska funktionen i ett område. Det finns studier som visar att naturskogens självgallringsprocess som den tretåiga hackspetten är beroende av, inte kan ersättas med efterlämnad hänsyn i skogsbruket (Imbeau &amp; Desrochers, 2002). Storleken på häckningsreviret varierar med skogstypen, förekomsten av död ved och graden av fragmentering, men är i allmänhet i storleksordningen 25–100 hektar. Vintertid krävs ofta betydligt större områden och det finns studier som antyder att arten behöver minst 100 hektar äldre skog. I områden med låg bonitet kan det behövas över 200 hektar lämpligt habitat för att ett par ska kunna reproducera sig. Områden med dokumenterad permanent förekomst i naturskogsmiljöer har vanligen så stora naturvärden att skogsbruk är olämpligt (Skogsstyrelsen, 2016).</w:t>
       </w:r>
     </w:p>
     <w:p>
@@ -1176,7 +1176,7 @@
     <w:r>
       <w:tab/>
       <w:tab/>
-      <w:t>2025-04-13</w:t>
+      <w:t>2025-04-14</w:t>
       <w:br/>
       <w:br/>
     </w:r>

--- a/klagomål/A 61390-2024 FSC-klagomål.docx
+++ b/klagomål/A 61390-2024 FSC-klagomål.docx
@@ -1176,7 +1176,7 @@
     <w:r>
       <w:tab/>
       <w:tab/>
-      <w:t>2025-04-14</w:t>
+      <w:t>2025-04-15</w:t>
       <w:br/>
       <w:br/>
     </w:r>

--- a/klagomål/A 61390-2024 FSC-klagomål.docx
+++ b/klagomål/A 61390-2024 FSC-klagomål.docx
@@ -1176,7 +1176,7 @@
     <w:r>
       <w:tab/>
       <w:tab/>
-      <w:t>2025-04-15</w:t>
+      <w:t>2025-04-16</w:t>
       <w:br/>
       <w:br/>
     </w:r>

--- a/klagomål/A 61390-2024 FSC-klagomål.docx
+++ b/klagomål/A 61390-2024 FSC-klagomål.docx
@@ -1176,7 +1176,7 @@
     <w:r>
       <w:tab/>
       <w:tab/>
-      <w:t>2025-04-16</w:t>
+      <w:t>2025-04-17</w:t>
       <w:br/>
       <w:br/>
     </w:r>

--- a/klagomål/A 61390-2024 FSC-klagomål.docx
+++ b/klagomål/A 61390-2024 FSC-klagomål.docx
@@ -1176,7 +1176,7 @@
     <w:r>
       <w:tab/>
       <w:tab/>
-      <w:t>2025-04-17</w:t>
+      <w:t>2025-04-18</w:t>
       <w:br/>
       <w:br/>
     </w:r>

--- a/klagomål/A 61390-2024 FSC-klagomål.docx
+++ b/klagomål/A 61390-2024 FSC-klagomål.docx
@@ -1176,7 +1176,7 @@
     <w:r>
       <w:tab/>
       <w:tab/>
-      <w:t>2025-04-18</w:t>
+      <w:t>2025-04-19</w:t>
       <w:br/>
       <w:br/>
     </w:r>

--- a/klagomål/A 61390-2024 FSC-klagomål.docx
+++ b/klagomål/A 61390-2024 FSC-klagomål.docx
@@ -1253,7 +1253,7 @@
     <w:r>
       <w:tab/>
       <w:tab/>
-      <w:t>2025-05-03</w:t>
+      <w:t>2025-05-04</w:t>
       <w:br/>
       <w:br/>
     </w:r>

--- a/klagomål/A 61390-2024 FSC-klagomål.docx
+++ b/klagomål/A 61390-2024 FSC-klagomål.docx
@@ -1253,7 +1253,7 @@
     <w:r>
       <w:tab/>
       <w:tab/>
-      <w:t>2025-05-04</w:t>
+      <w:t>2025-05-06</w:t>
       <w:br/>
       <w:br/>
     </w:r>

--- a/klagomål/A 61390-2024 FSC-klagomål.docx
+++ b/klagomål/A 61390-2024 FSC-klagomål.docx
@@ -1253,7 +1253,7 @@
     <w:r>
       <w:tab/>
       <w:tab/>
-      <w:t>2025-05-06</w:t>
+      <w:t>2025-05-07</w:t>
       <w:br/>
       <w:br/>
     </w:r>

--- a/klagomål/A 61390-2024 FSC-klagomål.docx
+++ b/klagomål/A 61390-2024 FSC-klagomål.docx
@@ -1253,7 +1253,7 @@
     <w:r>
       <w:tab/>
       <w:tab/>
-      <w:t>2025-05-07</w:t>
+      <w:t>2025-05-08</w:t>
       <w:br/>
       <w:br/>
     </w:r>

--- a/klagomål/A 61390-2024 FSC-klagomål.docx
+++ b/klagomål/A 61390-2024 FSC-klagomål.docx
@@ -1253,7 +1253,7 @@
     <w:r>
       <w:tab/>
       <w:tab/>
-      <w:t>2025-05-08</w:t>
+      <w:t>2025-05-09</w:t>
       <w:br/>
       <w:br/>
     </w:r>

--- a/klagomål/A 61390-2024 FSC-klagomål.docx
+++ b/klagomål/A 61390-2024 FSC-klagomål.docx
@@ -1253,7 +1253,7 @@
     <w:r>
       <w:tab/>
       <w:tab/>
-      <w:t>2025-05-09</w:t>
+      <w:t>2025-05-10</w:t>
       <w:br/>
       <w:br/>
     </w:r>

--- a/klagomål/A 61390-2024 FSC-klagomål.docx
+++ b/klagomål/A 61390-2024 FSC-klagomål.docx
@@ -1253,7 +1253,7 @@
     <w:r>
       <w:tab/>
       <w:tab/>
-      <w:t>2025-05-10</w:t>
+      <w:t>2025-05-11</w:t>
       <w:br/>
       <w:br/>
     </w:r>

--- a/klagomål/A 61390-2024 FSC-klagomål.docx
+++ b/klagomål/A 61390-2024 FSC-klagomål.docx
@@ -1253,7 +1253,7 @@
     <w:r>
       <w:tab/>
       <w:tab/>
-      <w:t>2025-05-11</w:t>
+      <w:t>2025-05-12</w:t>
       <w:br/>
       <w:br/>
     </w:r>

--- a/klagomål/A 61390-2024 FSC-klagomål.docx
+++ b/klagomål/A 61390-2024 FSC-klagomål.docx
@@ -1253,7 +1253,7 @@
     <w:r>
       <w:tab/>
       <w:tab/>
-      <w:t>2025-05-12</w:t>
+      <w:t>2025-05-13</w:t>
       <w:br/>
       <w:br/>
     </w:r>

--- a/klagomål/A 61390-2024 FSC-klagomål.docx
+++ b/klagomål/A 61390-2024 FSC-klagomål.docx
@@ -1253,7 +1253,7 @@
     <w:r>
       <w:tab/>
       <w:tab/>
-      <w:t>2025-05-13</w:t>
+      <w:t>2025-05-14</w:t>
       <w:br/>
       <w:br/>
     </w:r>

--- a/klagomål/A 61390-2024 FSC-klagomål.docx
+++ b/klagomål/A 61390-2024 FSC-klagomål.docx
@@ -1253,7 +1253,7 @@
     <w:r>
       <w:tab/>
       <w:tab/>
-      <w:t>2025-05-14</w:t>
+      <w:t>2025-05-15</w:t>
       <w:br/>
       <w:br/>
     </w:r>

--- a/klagomål/A 61390-2024 FSC-klagomål.docx
+++ b/klagomål/A 61390-2024 FSC-klagomål.docx
@@ -1253,7 +1253,7 @@
     <w:r>
       <w:tab/>
       <w:tab/>
-      <w:t>2025-05-15</w:t>
+      <w:t>2025-05-16</w:t>
       <w:br/>
       <w:br/>
     </w:r>

--- a/klagomål/A 61390-2024 FSC-klagomål.docx
+++ b/klagomål/A 61390-2024 FSC-klagomål.docx
@@ -1253,7 +1253,7 @@
     <w:r>
       <w:tab/>
       <w:tab/>
-      <w:t>2025-05-16</w:t>
+      <w:t>2025-05-17</w:t>
       <w:br/>
       <w:br/>
     </w:r>

--- a/klagomål/A 61390-2024 FSC-klagomål.docx
+++ b/klagomål/A 61390-2024 FSC-klagomål.docx
@@ -1253,7 +1253,7 @@
     <w:r>
       <w:tab/>
       <w:tab/>
-      <w:t>2025-05-17</w:t>
+      <w:t>2025-05-18</w:t>
       <w:br/>
       <w:br/>
     </w:r>

--- a/klagomål/A 61390-2024 FSC-klagomål.docx
+++ b/klagomål/A 61390-2024 FSC-klagomål.docx
@@ -1253,7 +1253,7 @@
     <w:r>
       <w:tab/>
       <w:tab/>
-      <w:t>2025-05-18</w:t>
+      <w:t>2025-05-19</w:t>
       <w:br/>
       <w:br/>
     </w:r>

--- a/klagomål/A 61390-2024 FSC-klagomål.docx
+++ b/klagomål/A 61390-2024 FSC-klagomål.docx
@@ -1253,7 +1253,7 @@
     <w:r>
       <w:tab/>
       <w:tab/>
-      <w:t>2025-05-19</w:t>
+      <w:t>2025-05-20</w:t>
       <w:br/>
       <w:br/>
     </w:r>

--- a/klagomål/A 61390-2024 FSC-klagomål.docx
+++ b/klagomål/A 61390-2024 FSC-klagomål.docx
@@ -1253,7 +1253,7 @@
     <w:r>
       <w:tab/>
       <w:tab/>
-      <w:t>2025-05-20</w:t>
+      <w:t>2025-05-21</w:t>
       <w:br/>
       <w:br/>
     </w:r>

--- a/klagomål/A 61390-2024 FSC-klagomål.docx
+++ b/klagomål/A 61390-2024 FSC-klagomål.docx
@@ -1253,7 +1253,7 @@
     <w:r>
       <w:tab/>
       <w:tab/>
-      <w:t>2025-05-21</w:t>
+      <w:t>2025-05-22</w:t>
       <w:br/>
       <w:br/>
     </w:r>

--- a/klagomål/A 61390-2024 FSC-klagomål.docx
+++ b/klagomål/A 61390-2024 FSC-klagomål.docx
@@ -1253,7 +1253,7 @@
     <w:r>
       <w:tab/>
       <w:tab/>
-      <w:t>2025-05-22</w:t>
+      <w:t>2025-05-23</w:t>
       <w:br/>
       <w:br/>
     </w:r>

--- a/klagomål/A 61390-2024 FSC-klagomål.docx
+++ b/klagomål/A 61390-2024 FSC-klagomål.docx
@@ -1253,7 +1253,7 @@
     <w:r>
       <w:tab/>
       <w:tab/>
-      <w:t>2025-05-23</w:t>
+      <w:t>2025-05-24</w:t>
       <w:br/>
       <w:br/>
     </w:r>

--- a/klagomål/A 61390-2024 FSC-klagomål.docx
+++ b/klagomål/A 61390-2024 FSC-klagomål.docx
@@ -1253,7 +1253,7 @@
     <w:r>
       <w:tab/>
       <w:tab/>
-      <w:t>2025-05-24</w:t>
+      <w:t>2025-05-25</w:t>
       <w:br/>
       <w:br/>
     </w:r>

--- a/klagomål/A 61390-2024 FSC-klagomål.docx
+++ b/klagomål/A 61390-2024 FSC-klagomål.docx
@@ -1253,7 +1253,7 @@
     <w:r>
       <w:tab/>
       <w:tab/>
-      <w:t>2025-05-25</w:t>
+      <w:t>2025-05-26</w:t>
       <w:br/>
       <w:br/>
     </w:r>

--- a/klagomål/A 61390-2024 FSC-klagomål.docx
+++ b/klagomål/A 61390-2024 FSC-klagomål.docx
@@ -1253,7 +1253,7 @@
     <w:r>
       <w:tab/>
       <w:tab/>
-      <w:t>2025-05-26</w:t>
+      <w:t>2025-05-27</w:t>
       <w:br/>
       <w:br/>
     </w:r>

--- a/klagomål/A 61390-2024 FSC-klagomål.docx
+++ b/klagomål/A 61390-2024 FSC-klagomål.docx
@@ -1253,7 +1253,7 @@
     <w:r>
       <w:tab/>
       <w:tab/>
-      <w:t>2025-05-27</w:t>
+      <w:t>2025-05-30</w:t>
       <w:br/>
       <w:br/>
     </w:r>

--- a/klagomål/A 61390-2024 FSC-klagomål.docx
+++ b/klagomål/A 61390-2024 FSC-klagomål.docx
@@ -1253,7 +1253,7 @@
     <w:r>
       <w:tab/>
       <w:tab/>
-      <w:t>2025-05-30</w:t>
+      <w:t>2025-06-01</w:t>
       <w:br/>
       <w:br/>
     </w:r>

--- a/klagomål/A 61390-2024 FSC-klagomål.docx
+++ b/klagomål/A 61390-2024 FSC-klagomål.docx
@@ -1253,7 +1253,7 @@
     <w:r>
       <w:tab/>
       <w:tab/>
-      <w:t>2025-06-01</w:t>
+      <w:t>2025-06-02</w:t>
       <w:br/>
       <w:br/>
     </w:r>

--- a/klagomål/A 61390-2024 FSC-klagomål.docx
+++ b/klagomål/A 61390-2024 FSC-klagomål.docx
@@ -1253,7 +1253,7 @@
     <w:r>
       <w:tab/>
       <w:tab/>
-      <w:t>2025-06-02</w:t>
+      <w:t>2025-06-03</w:t>
       <w:br/>
       <w:br/>
     </w:r>

--- a/klagomål/A 61390-2024 FSC-klagomål.docx
+++ b/klagomål/A 61390-2024 FSC-klagomål.docx
@@ -1253,7 +1253,7 @@
     <w:r>
       <w:tab/>
       <w:tab/>
-      <w:t>2025-06-03</w:t>
+      <w:t>2025-06-04</w:t>
       <w:br/>
       <w:br/>
     </w:r>

--- a/klagomål/A 61390-2024 FSC-klagomål.docx
+++ b/klagomål/A 61390-2024 FSC-klagomål.docx
@@ -1253,7 +1253,7 @@
     <w:r>
       <w:tab/>
       <w:tab/>
-      <w:t>2025-06-04</w:t>
+      <w:t>2025-06-05</w:t>
       <w:br/>
       <w:br/>
     </w:r>

--- a/klagomål/A 61390-2024 FSC-klagomål.docx
+++ b/klagomål/A 61390-2024 FSC-klagomål.docx
@@ -1253,7 +1253,7 @@
     <w:r>
       <w:tab/>
       <w:tab/>
-      <w:t>2025-06-05</w:t>
+      <w:t>2025-06-13</w:t>
       <w:br/>
       <w:br/>
     </w:r>

--- a/klagomål/A 61390-2024 FSC-klagomål.docx
+++ b/klagomål/A 61390-2024 FSC-klagomål.docx
@@ -1253,7 +1253,7 @@
     <w:r>
       <w:tab/>
       <w:tab/>
-      <w:t>2025-06-13</w:t>
+      <w:t>2025-06-15</w:t>
       <w:br/>
       <w:br/>
     </w:r>

--- a/klagomål/A 61390-2024 FSC-klagomål.docx
+++ b/klagomål/A 61390-2024 FSC-klagomål.docx
@@ -1253,7 +1253,7 @@
     <w:r>
       <w:tab/>
       <w:tab/>
-      <w:t>2025-06-15</w:t>
+      <w:t>2025-06-16</w:t>
       <w:br/>
       <w:br/>
     </w:r>

--- a/klagomål/A 61390-2024 FSC-klagomål.docx
+++ b/klagomål/A 61390-2024 FSC-klagomål.docx
@@ -1253,7 +1253,7 @@
     <w:r>
       <w:tab/>
       <w:tab/>
-      <w:t>2025-06-16</w:t>
+      <w:t>2025-06-17</w:t>
       <w:br/>
       <w:br/>
     </w:r>

--- a/klagomål/A 61390-2024 FSC-klagomål.docx
+++ b/klagomål/A 61390-2024 FSC-klagomål.docx
@@ -1253,7 +1253,7 @@
     <w:r>
       <w:tab/>
       <w:tab/>
-      <w:t>2025-06-17</w:t>
+      <w:t>2025-06-18</w:t>
       <w:br/>
       <w:br/>
     </w:r>

--- a/klagomål/A 61390-2024 FSC-klagomål.docx
+++ b/klagomål/A 61390-2024 FSC-klagomål.docx
@@ -1253,7 +1253,7 @@
     <w:r>
       <w:tab/>
       <w:tab/>
-      <w:t>2025-06-18</w:t>
+      <w:t>2025-06-19</w:t>
       <w:br/>
       <w:br/>
     </w:r>

--- a/klagomål/A 61390-2024 FSC-klagomål.docx
+++ b/klagomål/A 61390-2024 FSC-klagomål.docx
@@ -1253,7 +1253,7 @@
     <w:r>
       <w:tab/>
       <w:tab/>
-      <w:t>2025-06-19</w:t>
+      <w:t>2025-06-20</w:t>
       <w:br/>
       <w:br/>
     </w:r>

--- a/klagomål/A 61390-2024 FSC-klagomål.docx
+++ b/klagomål/A 61390-2024 FSC-klagomål.docx
@@ -1253,7 +1253,7 @@
     <w:r>
       <w:tab/>
       <w:tab/>
-      <w:t>2025-06-20</w:t>
+      <w:t>2025-06-21</w:t>
       <w:br/>
       <w:br/>
     </w:r>

--- a/klagomål/A 61390-2024 FSC-klagomål.docx
+++ b/klagomål/A 61390-2024 FSC-klagomål.docx
@@ -1253,7 +1253,7 @@
     <w:r>
       <w:tab/>
       <w:tab/>
-      <w:t>2025-06-21</w:t>
+      <w:t>2025-06-22</w:t>
       <w:br/>
       <w:br/>
     </w:r>

--- a/klagomål/A 61390-2024 FSC-klagomål.docx
+++ b/klagomål/A 61390-2024 FSC-klagomål.docx
@@ -1253,7 +1253,7 @@
     <w:r>
       <w:tab/>
       <w:tab/>
-      <w:t>2025-06-22</w:t>
+      <w:t>2025-06-23</w:t>
       <w:br/>
       <w:br/>
     </w:r>

--- a/klagomål/A 61390-2024 FSC-klagomål.docx
+++ b/klagomål/A 61390-2024 FSC-klagomål.docx
@@ -1253,7 +1253,7 @@
     <w:r>
       <w:tab/>
       <w:tab/>
-      <w:t>2025-06-23</w:t>
+      <w:t>2025-06-24</w:t>
       <w:br/>
       <w:br/>
     </w:r>

--- a/klagomål/A 61390-2024 FSC-klagomål.docx
+++ b/klagomål/A 61390-2024 FSC-klagomål.docx
@@ -1253,7 +1253,7 @@
     <w:r>
       <w:tab/>
       <w:tab/>
-      <w:t>2025-06-24</w:t>
+      <w:t>2025-06-25</w:t>
       <w:br/>
       <w:br/>
     </w:r>

--- a/klagomål/A 61390-2024 FSC-klagomål.docx
+++ b/klagomål/A 61390-2024 FSC-klagomål.docx
@@ -1253,7 +1253,7 @@
     <w:r>
       <w:tab/>
       <w:tab/>
-      <w:t>2025-06-25</w:t>
+      <w:t>2025-06-26</w:t>
       <w:br/>
       <w:br/>
     </w:r>

--- a/klagomål/A 61390-2024 FSC-klagomål.docx
+++ b/klagomål/A 61390-2024 FSC-klagomål.docx
@@ -1253,7 +1253,7 @@
     <w:r>
       <w:tab/>
       <w:tab/>
-      <w:t>2025-06-26</w:t>
+      <w:t>2025-06-27</w:t>
       <w:br/>
       <w:br/>
     </w:r>

--- a/klagomål/A 61390-2024 FSC-klagomål.docx
+++ b/klagomål/A 61390-2024 FSC-klagomål.docx
@@ -1253,7 +1253,7 @@
     <w:r>
       <w:tab/>
       <w:tab/>
-      <w:t>2025-06-27</w:t>
+      <w:t>2025-06-28</w:t>
       <w:br/>
       <w:br/>
     </w:r>

--- a/klagomål/A 61390-2024 FSC-klagomål.docx
+++ b/klagomål/A 61390-2024 FSC-klagomål.docx
@@ -1253,7 +1253,7 @@
     <w:r>
       <w:tab/>
       <w:tab/>
-      <w:t>2025-06-28</w:t>
+      <w:t>2025-06-29</w:t>
       <w:br/>
       <w:br/>
     </w:r>

--- a/klagomål/A 61390-2024 FSC-klagomål.docx
+++ b/klagomål/A 61390-2024 FSC-klagomål.docx
@@ -1253,7 +1253,7 @@
     <w:r>
       <w:tab/>
       <w:tab/>
-      <w:t>2025-06-29</w:t>
+      <w:t>2025-06-30</w:t>
       <w:br/>
       <w:br/>
     </w:r>

--- a/klagomål/A 61390-2024 FSC-klagomål.docx
+++ b/klagomål/A 61390-2024 FSC-klagomål.docx
@@ -1253,7 +1253,7 @@
     <w:r>
       <w:tab/>
       <w:tab/>
-      <w:t>2025-06-30</w:t>
+      <w:t>2025-07-01</w:t>
       <w:br/>
       <w:br/>
     </w:r>

--- a/klagomål/A 61390-2024 FSC-klagomål.docx
+++ b/klagomål/A 61390-2024 FSC-klagomål.docx
@@ -1253,7 +1253,7 @@
     <w:r>
       <w:tab/>
       <w:tab/>
-      <w:t>2025-07-01</w:t>
+      <w:t>2025-07-02</w:t>
       <w:br/>
       <w:br/>
     </w:r>

--- a/klagomål/A 61390-2024 FSC-klagomål.docx
+++ b/klagomål/A 61390-2024 FSC-klagomål.docx
@@ -1253,7 +1253,7 @@
     <w:r>
       <w:tab/>
       <w:tab/>
-      <w:t>2025-07-02</w:t>
+      <w:t>2025-07-03</w:t>
       <w:br/>
       <w:br/>
     </w:r>

--- a/klagomål/A 61390-2024 FSC-klagomål.docx
+++ b/klagomål/A 61390-2024 FSC-klagomål.docx
@@ -1253,7 +1253,7 @@
     <w:r>
       <w:tab/>
       <w:tab/>
-      <w:t>2025-07-03</w:t>
+      <w:t>2025-07-04</w:t>
       <w:br/>
       <w:br/>
     </w:r>

--- a/klagomål/A 61390-2024 FSC-klagomål.docx
+++ b/klagomål/A 61390-2024 FSC-klagomål.docx
@@ -1253,7 +1253,7 @@
     <w:r>
       <w:tab/>
       <w:tab/>
-      <w:t>2025-07-04</w:t>
+      <w:t>2025-07-05</w:t>
       <w:br/>
       <w:br/>
     </w:r>

--- a/klagomål/A 61390-2024 FSC-klagomål.docx
+++ b/klagomål/A 61390-2024 FSC-klagomål.docx
@@ -1253,7 +1253,7 @@
     <w:r>
       <w:tab/>
       <w:tab/>
-      <w:t>2025-07-05</w:t>
+      <w:t>2025-07-06</w:t>
       <w:br/>
       <w:br/>
     </w:r>

--- a/klagomål/A 61390-2024 FSC-klagomål.docx
+++ b/klagomål/A 61390-2024 FSC-klagomål.docx
@@ -1253,7 +1253,7 @@
     <w:r>
       <w:tab/>
       <w:tab/>
-      <w:t>2025-07-06</w:t>
+      <w:t>2025-07-07</w:t>
       <w:br/>
       <w:br/>
     </w:r>

--- a/klagomål/A 61390-2024 FSC-klagomål.docx
+++ b/klagomål/A 61390-2024 FSC-klagomål.docx
@@ -1253,7 +1253,7 @@
     <w:r>
       <w:tab/>
       <w:tab/>
-      <w:t>2025-07-07</w:t>
+      <w:t>2025-07-08</w:t>
       <w:br/>
       <w:br/>
     </w:r>

--- a/klagomål/A 61390-2024 FSC-klagomål.docx
+++ b/klagomål/A 61390-2024 FSC-klagomål.docx
@@ -1253,7 +1253,7 @@
     <w:r>
       <w:tab/>
       <w:tab/>
-      <w:t>2025-07-08</w:t>
+      <w:t>2025-07-09</w:t>
       <w:br/>
       <w:br/>
     </w:r>

--- a/klagomål/A 61390-2024 FSC-klagomål.docx
+++ b/klagomål/A 61390-2024 FSC-klagomål.docx
@@ -1253,7 +1253,7 @@
     <w:r>
       <w:tab/>
       <w:tab/>
-      <w:t>2025-07-09</w:t>
+      <w:t>2025-07-11</w:t>
       <w:br/>
       <w:br/>
     </w:r>

--- a/klagomål/A 61390-2024 FSC-klagomål.docx
+++ b/klagomål/A 61390-2024 FSC-klagomål.docx
@@ -1253,7 +1253,7 @@
     <w:r>
       <w:tab/>
       <w:tab/>
-      <w:t>2025-07-11</w:t>
+      <w:t>2025-07-12</w:t>
       <w:br/>
       <w:br/>
     </w:r>

--- a/klagomål/A 61390-2024 FSC-klagomål.docx
+++ b/klagomål/A 61390-2024 FSC-klagomål.docx
@@ -1253,7 +1253,7 @@
     <w:r>
       <w:tab/>
       <w:tab/>
-      <w:t>2025-07-12</w:t>
+      <w:t>2025-07-13</w:t>
       <w:br/>
       <w:br/>
     </w:r>

--- a/klagomål/A 61390-2024 FSC-klagomål.docx
+++ b/klagomål/A 61390-2024 FSC-klagomål.docx
@@ -1253,7 +1253,7 @@
     <w:r>
       <w:tab/>
       <w:tab/>
-      <w:t>2025-07-13</w:t>
+      <w:t>2025-07-14</w:t>
       <w:br/>
       <w:br/>
     </w:r>

--- a/klagomål/A 61390-2024 FSC-klagomål.docx
+++ b/klagomål/A 61390-2024 FSC-klagomål.docx
@@ -1253,7 +1253,7 @@
     <w:r>
       <w:tab/>
       <w:tab/>
-      <w:t>2025-08-06</w:t>
+      <w:t>2025-08-09</w:t>
       <w:br/>
       <w:br/>
     </w:r>
